--- a/docs/PropertyPath_Admin_Manual.docx
+++ b/docs/PropertyPath_Admin_Manual.docx
@@ -29,7 +29,7 @@
           <w:sz w:val="20"/>
           <w:szCs w:val="20"/>
         </w:rPr>
-        <w:t xml:space="preserve">Version 3.4.0 | CONFIDENTIAL</w:t>
+        <w:t xml:space="preserve">Version 3.6.5 | CONFIDENTIAL</w:t>
       </w:r>
     </w:p>
     <w:p>
@@ -107,7 +107,7 @@
           <w:sz w:val="22"/>
           <w:szCs w:val="22"/>
         </w:rPr>
-        <w:t xml:space="preserve">Server-side via ANTHROPIC_API_KEY env var. No browser config needed.</w:t>
+        <w:t xml:space="preserve">Server-side via ANTHROPIC_API_KEY env var. No browser config needed. Uses claude-sonnet-4.</w:t>
       </w:r>
     </w:p>
     <w:p>
@@ -127,7 +127,7 @@
           <w:sz w:val="22"/>
           <w:szCs w:val="22"/>
         </w:rPr>
-        <w:t xml:space="preserve">Paste Google AI key in Admin panel. Stored in localStorage.</w:t>
+        <w:t xml:space="preserve">Paste Google AI key in Admin panel. Uses gemini-2.5-flash. Stored in localStorage.</w:t>
       </w:r>
     </w:p>
     <w:p>
@@ -140,19 +140,19 @@
         <w:pStyle w:val="Heading2"/>
       </w:pPr>
       <w:r>
-        <w:t xml:space="preserve">Email Verification</w:t>
-      </w:r>
-    </w:p>
-    <w:p>
-      <w:pPr>
-        <w:spacing w:after="120"/>
-      </w:pPr>
-      <w:r>
-        <w:rPr>
-          <w:sz w:val="22"/>
-          <w:szCs w:val="22"/>
-        </w:rPr>
-        <w:t xml:space="preserve">Stateless HMAC-SHA256 signed tokens. No server storage needed.</w:t>
+        <w:t xml:space="preserve">Email System</w:t>
+      </w:r>
+    </w:p>
+    <w:p>
+      <w:pPr>
+        <w:spacing w:after="120"/>
+      </w:pPr>
+      <w:r>
+        <w:rPr>
+          <w:sz w:val="22"/>
+          <w:szCs w:val="22"/>
+        </w:rPr>
+        <w:t xml:space="preserve">All emails sent via Resend. Three email types:</w:t>
       </w:r>
     </w:p>
     <w:p>
@@ -169,7 +169,7 @@
           <w:sz w:val="22"/>
           <w:szCs w:val="22"/>
         </w:rPr>
-        <w:t xml:space="preserve">User enters info, /api/send-code sends code email and returns signed token</w:t>
+        <w:t xml:space="preserve">Verification code email: 6-digit code with 10-min expiry, consent disclaimer</w:t>
       </w:r>
     </w:p>
     <w:p>
@@ -186,7 +186,7 @@
           <w:sz w:val="22"/>
           <w:szCs w:val="22"/>
         </w:rPr>
-        <w:t xml:space="preserve">User enters code, /api/verify-code validates token signature</w:t>
+        <w:t xml:space="preserve">Welcome email: Pro features list, STRcalc promotion, agent contact, consent + liability disclaimers</w:t>
       </w:r>
     </w:p>
     <w:p>
@@ -203,7 +203,170 @@
           <w:sz w:val="22"/>
           <w:szCs w:val="22"/>
         </w:rPr>
-        <w:t xml:space="preserve">On success: adds to Resend audience, notifies configured recipients with full client profile (discovery answers + contact info), sends welcome email</w:t>
+        <w:t xml:space="preserve">Agent notification: user contact info, full discovery profile, reply button</w:t>
+      </w:r>
+    </w:p>
+    <w:p>
+      <w:pPr>
+        <w:spacing w:after="120"/>
+      </w:pPr>
+      <w:r>
+        <w:rPr>
+          <w:sz w:val="22"/>
+          <w:szCs w:val="22"/>
+        </w:rPr>
+        <w:t xml:space="preserve">Custom email mode: /api/send-code accepts skipCode + customSubject + customHtml for sending AI summaries and results.</w:t>
+      </w:r>
+    </w:p>
+    <w:p>
+      <w:pPr>
+        <w:spacing w:after="200"/>
+      </w:pPr>
+    </w:p>
+    <w:p>
+      <w:pPr>
+        <w:pStyle w:val="Heading2"/>
+      </w:pPr>
+      <w:r>
+        <w:t xml:space="preserve">Email Verification</w:t>
+      </w:r>
+    </w:p>
+    <w:p>
+      <w:pPr>
+        <w:spacing w:after="120"/>
+      </w:pPr>
+      <w:r>
+        <w:rPr>
+          <w:sz w:val="22"/>
+          <w:szCs w:val="22"/>
+        </w:rPr>
+        <w:t xml:space="preserve">Stateless HMAC-SHA256 signed tokens. No server storage needed.</w:t>
+      </w:r>
+    </w:p>
+    <w:p>
+      <w:pPr>
+        <w:pStyle w:val="ListParagraph"/>
+        <w:numPr>
+          <w:ilvl w:val="0"/>
+          <w:numId w:val="2"/>
+        </w:numPr>
+        <w:spacing w:after="80"/>
+      </w:pPr>
+      <w:r>
+        <w:rPr>
+          <w:sz w:val="22"/>
+          <w:szCs w:val="22"/>
+        </w:rPr>
+        <w:t xml:space="preserve">User enters info, /api/send-code sends code email and returns signed token</w:t>
+      </w:r>
+    </w:p>
+    <w:p>
+      <w:pPr>
+        <w:pStyle w:val="ListParagraph"/>
+        <w:numPr>
+          <w:ilvl w:val="0"/>
+          <w:numId w:val="2"/>
+        </w:numPr>
+        <w:spacing w:after="80"/>
+      </w:pPr>
+      <w:r>
+        <w:rPr>
+          <w:sz w:val="22"/>
+          <w:szCs w:val="22"/>
+        </w:rPr>
+        <w:t xml:space="preserve">User enters code, /api/verify-code validates token signature</w:t>
+      </w:r>
+    </w:p>
+    <w:p>
+      <w:pPr>
+        <w:pStyle w:val="ListParagraph"/>
+        <w:numPr>
+          <w:ilvl w:val="0"/>
+          <w:numId w:val="2"/>
+        </w:numPr>
+        <w:spacing w:after="80"/>
+      </w:pPr>
+      <w:r>
+        <w:rPr>
+          <w:sz w:val="22"/>
+          <w:szCs w:val="22"/>
+        </w:rPr>
+        <w:t xml:space="preserve">On success: adds to Resend audience, notifies configured recipients with full client profile, sends welcome email with STRcalc promotion</w:t>
+      </w:r>
+    </w:p>
+    <w:p>
+      <w:pPr>
+        <w:spacing w:after="200"/>
+      </w:pPr>
+    </w:p>
+    <w:p>
+      <w:pPr>
+        <w:pStyle w:val="Heading2"/>
+      </w:pPr>
+      <w:r>
+        <w:t xml:space="preserve">Pro Persistence</w:t>
+      </w:r>
+    </w:p>
+    <w:p>
+      <w:pPr>
+        <w:spacing w:after="120"/>
+      </w:pPr>
+      <w:r>
+        <w:rPr>
+          <w:sz w:val="22"/>
+          <w:szCs w:val="22"/>
+        </w:rPr>
+        <w:t xml:space="preserve">Pro status is saved to localStorage (vhg-pro-email, vhg-pro-name). Users stay Pro across page refreshes and browser restarts. To reset a user's Pro status, clear these keys from their browser.</w:t>
+      </w:r>
+    </w:p>
+    <w:p>
+      <w:pPr>
+        <w:spacing w:after="200"/>
+      </w:pPr>
+    </w:p>
+    <w:p>
+      <w:pPr>
+        <w:pStyle w:val="Heading2"/>
+      </w:pPr>
+      <w:r>
+        <w:t xml:space="preserve">Buyer Mode</w:t>
+      </w:r>
+    </w:p>
+    <w:p>
+      <w:pPr>
+        <w:spacing w:after="120"/>
+      </w:pPr>
+      <w:r>
+        <w:rPr>
+          <w:sz w:val="22"/>
+          <w:szCs w:val="22"/>
+        </w:rPr>
+        <w:t xml:space="preserve">Activated when discovery answer is "evaluating-purchase." Affects labels, math, questionnaire fields, AI prompt, and dashboard throughout. Purchase costs default to 3% instead of 7.5% selling costs. "Don't Buy" scenario invests down payment + closing costs at alternative return. No capital gains or depreciation recapture.</w:t>
+      </w:r>
+    </w:p>
+    <w:p>
+      <w:pPr>
+        <w:spacing w:after="200"/>
+      </w:pPr>
+    </w:p>
+    <w:p>
+      <w:pPr>
+        <w:pStyle w:val="Heading2"/>
+      </w:pPr>
+      <w:r>
+        <w:t xml:space="preserve">AI Configuration</w:t>
+      </w:r>
+    </w:p>
+    <w:p>
+      <w:pPr>
+        <w:spacing w:after="120"/>
+      </w:pPr>
+      <w:r>
+        <w:rPr>
+          <w:sz w:val="22"/>
+          <w:szCs w:val="22"/>
+        </w:rPr>
+        <w:t xml:space="preserve">The AI prompt includes STR industry benchmarks (vacancy 40-55% is normal, cap rate 5-10% typical), property condition data, discovery profile, capital expenses, and buyer context. Every summary ends with a liability disclaimer. Token limits: Short 400, Medium 800, Detailed 1500.</w:t>
       </w:r>
     </w:p>
     <w:p>
@@ -297,6 +460,155 @@
         <w:pStyle w:val="Heading2"/>
       </w:pPr>
       <w:r>
+        <w:t xml:space="preserve">localStorage Keys</w:t>
+      </w:r>
+    </w:p>
+    <w:p>
+      <w:pPr>
+        <w:pStyle w:val="ListParagraph"/>
+        <w:numPr>
+          <w:ilvl w:val="0"/>
+          <w:numId w:val="3"/>
+        </w:numPr>
+        <w:spacing w:after="80"/>
+      </w:pPr>
+      <w:r>
+        <w:rPr>
+          <w:sz w:val="22"/>
+          <w:szCs w:val="22"/>
+        </w:rPr>
+        <w:t xml:space="preserve">vhg-theme: dark/light preference</w:t>
+      </w:r>
+    </w:p>
+    <w:p>
+      <w:pPr>
+        <w:pStyle w:val="ListParagraph"/>
+        <w:numPr>
+          <w:ilvl w:val="0"/>
+          <w:numId w:val="3"/>
+        </w:numPr>
+        <w:spacing w:after="80"/>
+      </w:pPr>
+      <w:r>
+        <w:rPr>
+          <w:sz w:val="22"/>
+          <w:szCs w:val="22"/>
+        </w:rPr>
+        <w:t xml:space="preserve">vhg-pro-email: Pro user email (presence = Pro unlocked)</w:t>
+      </w:r>
+    </w:p>
+    <w:p>
+      <w:pPr>
+        <w:pStyle w:val="ListParagraph"/>
+        <w:numPr>
+          <w:ilvl w:val="0"/>
+          <w:numId w:val="3"/>
+        </w:numPr>
+        <w:spacing w:after="80"/>
+      </w:pPr>
+      <w:r>
+        <w:rPr>
+          <w:sz w:val="22"/>
+          <w:szCs w:val="22"/>
+        </w:rPr>
+        <w:t xml:space="preserve">vhg-pro-name: Pro user name</w:t>
+      </w:r>
+    </w:p>
+    <w:p>
+      <w:pPr>
+        <w:pStyle w:val="ListParagraph"/>
+        <w:numPr>
+          <w:ilvl w:val="0"/>
+          <w:numId w:val="3"/>
+        </w:numPr>
+        <w:spacing w:after="80"/>
+      </w:pPr>
+      <w:r>
+        <w:rPr>
+          <w:sz w:val="22"/>
+          <w:szCs w:val="22"/>
+        </w:rPr>
+        <w:t xml:space="preserve">vhg-gemini-key: Gemini API key</w:t>
+      </w:r>
+    </w:p>
+    <w:p>
+      <w:pPr>
+        <w:pStyle w:val="ListParagraph"/>
+        <w:numPr>
+          <w:ilvl w:val="0"/>
+          <w:numId w:val="3"/>
+        </w:numPr>
+        <w:spacing w:after="80"/>
+      </w:pPr>
+      <w:r>
+        <w:rPr>
+          <w:sz w:val="22"/>
+          <w:szCs w:val="22"/>
+        </w:rPr>
+        <w:t xml:space="preserve">vhg-notify-emails: comma-separated notification recipients</w:t>
+      </w:r>
+    </w:p>
+    <w:p>
+      <w:pPr>
+        <w:pStyle w:val="ListParagraph"/>
+        <w:numPr>
+          <w:ilvl w:val="0"/>
+          <w:numId w:val="3"/>
+        </w:numPr>
+        <w:spacing w:after="80"/>
+      </w:pPr>
+      <w:r>
+        <w:rPr>
+          <w:sz w:val="22"/>
+          <w:szCs w:val="22"/>
+        </w:rPr>
+        <w:t xml:space="preserve">vhg-saved-properties: JSON array of up to 3 saved analyses</w:t>
+      </w:r>
+    </w:p>
+    <w:p>
+      <w:pPr>
+        <w:pStyle w:val="ListParagraph"/>
+        <w:numPr>
+          <w:ilvl w:val="0"/>
+          <w:numId w:val="3"/>
+        </w:numPr>
+        <w:spacing w:after="80"/>
+      </w:pPr>
+      <w:r>
+        <w:rPr>
+          <w:sz w:val="22"/>
+          <w:szCs w:val="22"/>
+        </w:rPr>
+        <w:t xml:space="preserve">vhg-tour-done: onboarding tour dismissed flag</w:t>
+      </w:r>
+    </w:p>
+    <w:p>
+      <w:pPr>
+        <w:pStyle w:val="ListParagraph"/>
+        <w:numPr>
+          <w:ilvl w:val="0"/>
+          <w:numId w:val="3"/>
+        </w:numPr>
+        <w:spacing w:after="80"/>
+      </w:pPr>
+      <w:r>
+        <w:rPr>
+          <w:sz w:val="22"/>
+          <w:szCs w:val="22"/>
+        </w:rPr>
+        <w:t xml:space="preserve">vhg-snapshots: What-If snapshots JSON</w:t>
+      </w:r>
+    </w:p>
+    <w:p>
+      <w:pPr>
+        <w:spacing w:after="200"/>
+      </w:pPr>
+    </w:p>
+    <w:p>
+      <w:pPr>
+        <w:pStyle w:val="Heading2"/>
+      </w:pPr>
+      <w:r>
         <w:t xml:space="preserve">File Structure</w:t>
       </w:r>
     </w:p>
@@ -315,7 +627,7 @@
           <w:sz w:val="20"/>
           <w:szCs w:val="20"/>
         </w:rPr>
-        <w:t xml:space="preserve">src/App.jsx: Flow orchestrator (landing &gt; discovery &gt; questionnaire &gt; dashboard)</w:t>
+        <w:t xml:space="preserve">src/App.jsx: Flow orchestrator, theme auto-detect, share link decode, Pro persistence</w:t>
       </w:r>
     </w:p>
     <w:p>
@@ -333,7 +645,7 @@
           <w:sz w:val="20"/>
           <w:szCs w:val="20"/>
         </w:rPr>
-        <w:t xml:space="preserve">src/components/GoalDiscovery.js: 5-question discovery with Other text input</w:t>
+        <w:t xml:space="preserve">src/components/GoalDiscovery.js: 5-question discovery with Other text input, STRcalc tip</w:t>
       </w:r>
     </w:p>
     <w:p>
@@ -351,7 +663,7 @@
           <w:sz w:val="20"/>
           <w:szCs w:val="20"/>
         </w:rPr>
-        <w:t xml:space="preserve">src/components/Dashboard.js: All tabs, charts, What-If comparison, AI with markdown rendering, admin settings</w:t>
+        <w:t xml:space="preserve">src/components/Dashboard.js: All tabs, charts, saved properties, onboarding tour, mobile nav, email results, PDF export, AI with markdown, admin settings (~1300 lines)</w:t>
       </w:r>
     </w:p>
     <w:p>
@@ -369,7 +681,7 @@
           <w:sz w:val="20"/>
           <w:szCs w:val="20"/>
         </w:rPr>
-        <w:t xml:space="preserve">src/components/UI.js: NavBar, AppHeader, ProGate (2-step verify), InputField, Slider, Tooltip, Footer</w:t>
+        <w:t xml:space="preserve">src/components/UI.js: NavBar, AppHeader, ProGate, InputField, Slider, Tooltip, Footer</w:t>
       </w:r>
     </w:p>
     <w:p>
@@ -387,7 +699,7 @@
           <w:sz w:val="20"/>
           <w:szCs w:val="20"/>
         </w:rPr>
-        <w:t xml:space="preserve">src/utils/calculations.js: Hold/sell/1031/tax/mortgage with maintenance events</w:t>
+        <w:t xml:space="preserve">src/components/Questionnaire.js: 4-step form with buyer-aware fields</w:t>
       </w:r>
     </w:p>
     <w:p>
@@ -405,7 +717,7 @@
           <w:sz w:val="20"/>
           <w:szCs w:val="20"/>
         </w:rPr>
-        <w:t xml:space="preserve">api/ai-summary.js: Server-side AI proxy for Claude and Gemini</w:t>
+        <w:t xml:space="preserve">src/utils/calculations.js: Hold/sell/1031/tax/mortgage with buyer mode and maintenance events</w:t>
       </w:r>
     </w:p>
     <w:p>
@@ -423,7 +735,43 @@
           <w:sz w:val="20"/>
           <w:szCs w:val="20"/>
         </w:rPr>
-        <w:t xml:space="preserve">api/send-code.js + api/verify-code.js: Stateless email verification</w:t>
+        <w:t xml:space="preserve">api/ai-summary.js: Server-side AI proxy for Claude (Sonnet 4) and Gemini (2.5 Flash)</w:t>
+      </w:r>
+    </w:p>
+    <w:p>
+      <w:pPr>
+        <w:spacing w:after="120"/>
+        <w:rPr>
+          <w:rFonts w:ascii="Courier New" w:cs="Courier New" w:eastAsia="Courier New" w:hAnsi="Courier New"/>
+          <w:sz w:val="20"/>
+          <w:szCs w:val="20"/>
+        </w:rPr>
+      </w:pPr>
+      <w:r>
+        <w:rPr>
+          <w:rFonts w:ascii="Courier New" w:cs="Courier New" w:eastAsia="Courier New" w:hAnsi="Courier New"/>
+          <w:sz w:val="20"/>
+          <w:szCs w:val="20"/>
+        </w:rPr>
+        <w:t xml:space="preserve">api/send-code.js: Verification codes + custom email mode for summaries/results</w:t>
+      </w:r>
+    </w:p>
+    <w:p>
+      <w:pPr>
+        <w:spacing w:after="120"/>
+        <w:rPr>
+          <w:rFonts w:ascii="Courier New" w:cs="Courier New" w:eastAsia="Courier New" w:hAnsi="Courier New"/>
+          <w:sz w:val="20"/>
+          <w:szCs w:val="20"/>
+        </w:rPr>
+      </w:pPr>
+      <w:r>
+        <w:rPr>
+          <w:rFonts w:ascii="Courier New" w:cs="Courier New" w:eastAsia="Courier New" w:hAnsi="Courier New"/>
+          <w:sz w:val="20"/>
+          <w:szCs w:val="20"/>
+        </w:rPr>
+        <w:t xml:space="preserve">api/verify-code.js: Token verification, audience, notifications, welcome email</w:t>
       </w:r>
     </w:p>
     <w:p>
@@ -684,7 +1032,7 @@
                 <w:sz w:val="22"/>
                 <w:szCs w:val="22"/>
               </w:rPr>
-              <w:t xml:space="preserve">What-If comparison, cap rate, selling costs, doc routing, stateless tokens, AI proxy</w:t>
+              <w:t xml:space="preserve">What-If comparison, cap rate, selling costs, doc routing, stateless tokens, AI proxy, notification email config</w:t>
             </w:r>
           </w:p>
         </w:tc>
@@ -742,7 +1090,7 @@
                 <w:sz w:val="22"/>
                 <w:szCs w:val="22"/>
               </w:rPr>
-              <w:t xml:space="preserve">Goal Discovery, advisor workflow, AI markdown rendering, maintenance events, notification email config</w:t>
+              <w:t xml:space="preserve">Goal Discovery, advisor workflow, AI markdown rendering, maintenance events, STR benchmarks in AI, disclaimers</w:t>
             </w:r>
           </w:p>
         </w:tc>
@@ -772,7 +1120,7 @@
                 <w:sz w:val="22"/>
                 <w:szCs w:val="22"/>
               </w:rPr>
-              <w:t xml:space="preserve">3.4.0</w:t>
+              <w:t xml:space="preserve">3.4.x</w:t>
             </w:r>
           </w:p>
         </w:tc>
@@ -800,7 +1148,123 @@
                 <w:sz w:val="22"/>
                 <w:szCs w:val="22"/>
               </w:rPr>
-              <w:t xml:space="preserve">Rebrand to PropertyPath. 0.5% slider steps. Complete documentation refresh.</w:t>
+              <w:t xml:space="preserve">Rebrand to PropertyPath. 0.5% slider steps. AI with property condition and STR calibration.</w:t>
+            </w:r>
+          </w:p>
+        </w:tc>
+      </w:tr>
+      <w:tr>
+        <w:tc>
+          <w:tcPr>
+            <w:tcW w:type="dxa" w:w="4680"/>
+            <w:tcBorders>
+              <w:top w:val="single" w:color="D8D8D8" w:sz="1"/>
+              <w:left w:val="single" w:color="D8D8D8" w:sz="1"/>
+              <w:bottom w:val="single" w:color="D8D8D8" w:sz="1"/>
+              <w:right w:val="single" w:color="D8D8D8" w:sz="1"/>
+            </w:tcBorders>
+            <w:tcMar>
+              <w:top w:type="dxa" w:w="80"/>
+              <w:left w:type="dxa" w:w="120"/>
+              <w:bottom w:type="dxa" w:w="80"/>
+              <w:right w:type="dxa" w:w="120"/>
+            </w:tcMar>
+          </w:tcPr>
+          <w:p>
+            <w:r>
+              <w:rPr>
+                <w:b w:val="false"/>
+                <w:bCs w:val="false"/>
+                <w:sz w:val="22"/>
+                <w:szCs w:val="22"/>
+              </w:rPr>
+              <w:t xml:space="preserve">3.5.x</w:t>
+            </w:r>
+          </w:p>
+        </w:tc>
+        <w:tc>
+          <w:tcPr>
+            <w:tcW w:type="dxa" w:w="4680"/>
+            <w:tcBorders>
+              <w:top w:val="single" w:color="D8D8D8" w:sz="1"/>
+              <w:left w:val="single" w:color="D8D8D8" w:sz="1"/>
+              <w:bottom w:val="single" w:color="D8D8D8" w:sz="1"/>
+              <w:right w:val="single" w:color="D8D8D8" w:sz="1"/>
+            </w:tcBorders>
+            <w:tcMar>
+              <w:top w:type="dxa" w:w="80"/>
+              <w:left w:type="dxa" w:w="120"/>
+              <w:bottom w:type="dxa" w:w="80"/>
+              <w:right w:type="dxa" w:w="120"/>
+            </w:tcMar>
+          </w:tcPr>
+          <w:p>
+            <w:r>
+              <w:rPr>
+                <w:b w:val="false"/>
+                <w:bCs w:val="false"/>
+                <w:sz w:val="22"/>
+                <w:szCs w:val="22"/>
+              </w:rPr>
+              <w:t xml:space="preserve">Pro persistence, PDF export, email summary, share link (compact), loading skeleton, buyer mode (labels, math, questionnaire, AI), STRcalc promotion in welcome email</w:t>
+            </w:r>
+          </w:p>
+        </w:tc>
+      </w:tr>
+      <w:tr>
+        <w:tc>
+          <w:tcPr>
+            <w:tcW w:type="dxa" w:w="4680"/>
+            <w:tcBorders>
+              <w:top w:val="single" w:color="D8D8D8" w:sz="1"/>
+              <w:left w:val="single" w:color="D8D8D8" w:sz="1"/>
+              <w:bottom w:val="single" w:color="D8D8D8" w:sz="1"/>
+              <w:right w:val="single" w:color="D8D8D8" w:sz="1"/>
+            </w:tcBorders>
+            <w:tcMar>
+              <w:top w:type="dxa" w:w="80"/>
+              <w:left w:type="dxa" w:w="120"/>
+              <w:bottom w:type="dxa" w:w="80"/>
+              <w:right w:type="dxa" w:w="120"/>
+            </w:tcMar>
+          </w:tcPr>
+          <w:p>
+            <w:r>
+              <w:rPr>
+                <w:b w:val="false"/>
+                <w:bCs w:val="false"/>
+                <w:sz w:val="22"/>
+                <w:szCs w:val="22"/>
+              </w:rPr>
+              <w:t xml:space="preserve">3.6.0</w:t>
+            </w:r>
+          </w:p>
+        </w:tc>
+        <w:tc>
+          <w:tcPr>
+            <w:tcW w:type="dxa" w:w="4680"/>
+            <w:tcBorders>
+              <w:top w:val="single" w:color="D8D8D8" w:sz="1"/>
+              <w:left w:val="single" w:color="D8D8D8" w:sz="1"/>
+              <w:bottom w:val="single" w:color="D8D8D8" w:sz="1"/>
+              <w:right w:val="single" w:color="D8D8D8" w:sz="1"/>
+            </w:tcBorders>
+            <w:tcMar>
+              <w:top w:type="dxa" w:w="80"/>
+              <w:left w:type="dxa" w:w="120"/>
+              <w:bottom w:type="dxa" w:w="80"/>
+              <w:right w:type="dxa" w:w="120"/>
+            </w:tcMar>
+          </w:tcPr>
+          <w:p>
+            <w:r>
+              <w:rPr>
+                <w:b w:val="false"/>
+                <w:bCs w:val="false"/>
+                <w:sz w:val="22"/>
+                <w:szCs w:val="22"/>
+              </w:rPr>
+              <w:t xml:space="preserve">Email My Results, Save Multiple Properties with comparison, Onboarding Tour, Dark/Light Auto-detect, Mobile Bottom Nav. Complete documentation refresh.</w:t>
             </w:r>
           </w:p>
         </w:tc>
